--- a/docs_ute/WBS 2.2 - Xây dựng quy tắc nghiệp vụ (Business Rules).docx
+++ b/docs_ute/WBS 2.2 - Xây dựng quy tắc nghiệp vụ (Business Rules).docx
@@ -277,7 +277,7 @@
                 <w:sz w:val="18"/>
                 <w:szCs w:val="18"/>
               </w:rPr>
-              <w:t>Vũ Toàn Thắng</w:t>
+              <w:t xml:space="preserve">Vũ Toàn Thắng </w:t>
             </w:r>
             <w:bookmarkStart w:id="0" w:name="_GoBack"/>
             <w:bookmarkEnd w:id="0"/>
@@ -627,7 +627,7 @@
           <w:sz w:val="26"/>
           <w:szCs w:val="26"/>
         </w:rPr>
-        <w:t>2. CHI TIẾT 10 QUY TẮC NGHIỆP VỤ CỐT LÕI (BUSR-01 ĐẾN BUSR-10)</w:t>
+        <w:t>2. CHI TIẾT 12 QUY TẮC NGHIỆP VỤ CỐT LÕI (BUSR-01 ĐẾN BUSR-12)</w:t>
       </w:r>
     </w:p>
     <w:tbl>
@@ -2213,6 +2213,288 @@
                 <w:szCs w:val="18"/>
               </w:rPr>
               <w:t>FR-QUOTA-001, FR-AI-001</w:t>
+            </w:r>
+          </w:p>
+        </w:tc>
+      </w:tr>
+      <w:tr>
+        <w:trPr>
+          <w:jc w:val="center"/>
+        </w:trPr>
+        <w:tc>
+          <w:tcPr>
+            <w:tcW w:w="1200" w:type="dxa"/>
+            <w:tcBorders>
+              <w:top w:val="single" w:color="000000" w:sz="4" w:space="0"/>
+              <w:left w:val="single" w:color="000000" w:sz="4" w:space="0"/>
+              <w:bottom w:val="single" w:color="000000" w:sz="4" w:space="0"/>
+              <w:right w:val="single" w:color="000000" w:sz="4" w:space="0"/>
+            </w:tcBorders>
+            <w:shd w:val="clear" w:color="auto" w:fill="F8FAFD"/>
+            <w:tcMar>
+              <w:top w:w="100" w:type="dxa"/>
+              <w:left w:w="140" w:type="dxa"/>
+              <w:bottom w:w="100" w:type="dxa"/>
+              <w:right w:w="140" w:type="dxa"/>
+            </w:tcMar>
+            <w:vAlign w:val="top"/>
+          </w:tcPr>
+          <w:p>
+            <w:pPr>
+              <w:spacing w:before="40" w:after="40" w:line="240" w:lineRule="auto"/>
+              <w:jc w:val="left"/>
+            </w:pPr>
+            <w:r>
+              <w:rPr>
+                <w:rFonts w:ascii="Google Sans Text" w:hAnsi="Google Sans Text" w:cs="Google Sans Text"/>
+                <w:color w:val="1F1F1F"/>
+                <w:sz w:val="18"/>
+                <w:szCs w:val="18"/>
+              </w:rPr>
+              <w:t>BUSR-11</w:t>
+            </w:r>
+          </w:p>
+        </w:tc>
+        <w:tc>
+          <w:tcPr>
+            <w:tcW w:w="2200" w:type="dxa"/>
+            <w:tcBorders>
+              <w:top w:val="single" w:color="000000" w:sz="4" w:space="0"/>
+              <w:left w:val="single" w:color="000000" w:sz="4" w:space="0"/>
+              <w:bottom w:val="single" w:color="000000" w:sz="4" w:space="0"/>
+              <w:right w:val="single" w:color="000000" w:sz="4" w:space="0"/>
+            </w:tcBorders>
+            <w:shd w:val="clear" w:color="auto" w:fill="F8FAFD"/>
+            <w:tcMar>
+              <w:top w:w="100" w:type="dxa"/>
+              <w:left w:w="140" w:type="dxa"/>
+              <w:bottom w:w="100" w:type="dxa"/>
+              <w:right w:w="140" w:type="dxa"/>
+            </w:tcMar>
+            <w:vAlign w:val="top"/>
+          </w:tcPr>
+          <w:p>
+            <w:pPr>
+              <w:spacing w:before="40" w:after="40" w:line="240" w:lineRule="auto"/>
+              <w:jc w:val="left"/>
+            </w:pPr>
+            <w:r>
+              <w:rPr>
+                <w:rFonts w:ascii="Google Sans Text" w:hAnsi="Google Sans Text" w:cs="Google Sans Text"/>
+                <w:color w:val="1F1F1F"/>
+                <w:sz w:val="18"/>
+                <w:szCs w:val="18"/>
+              </w:rPr>
+              <w:t>Phân quyền Quản trị viên (Admin RBAC Gate)</w:t>
+            </w:r>
+          </w:p>
+        </w:tc>
+        <w:tc>
+          <w:tcPr>
+            <w:tcW w:w="4460" w:type="dxa"/>
+            <w:tcBorders>
+              <w:top w:val="single" w:color="000000" w:sz="4" w:space="0"/>
+              <w:left w:val="single" w:color="000000" w:sz="4" w:space="0"/>
+              <w:bottom w:val="single" w:color="000000" w:sz="4" w:space="0"/>
+              <w:right w:val="single" w:color="000000" w:sz="4" w:space="0"/>
+            </w:tcBorders>
+            <w:shd w:val="clear" w:color="auto" w:fill="F8FAFD"/>
+            <w:tcMar>
+              <w:top w:w="100" w:type="dxa"/>
+              <w:left w:w="140" w:type="dxa"/>
+              <w:bottom w:w="100" w:type="dxa"/>
+              <w:right w:w="140" w:type="dxa"/>
+            </w:tcMar>
+            <w:vAlign w:val="top"/>
+          </w:tcPr>
+          <w:p>
+            <w:pPr>
+              <w:spacing w:before="40" w:after="40" w:line="240" w:lineRule="auto"/>
+              <w:jc w:val="left"/>
+            </w:pPr>
+            <w:r>
+              <w:rPr>
+                <w:rFonts w:ascii="Google Sans Text" w:hAnsi="Google Sans Text" w:cs="Google Sans Text"/>
+                <w:color w:val="1F1F1F"/>
+                <w:sz w:val="18"/>
+                <w:szCs w:val="18"/>
+              </w:rPr>
+              <w:t>Route /admin/* và API /api/v1/admin/* bắt buộc kiểm tra JWT có claim role = 'ADMIN'; chặn 403 Forbidden.</w:t>
+            </w:r>
+          </w:p>
+        </w:tc>
+        <w:tc>
+          <w:tcPr>
+            <w:tcW w:w="1500" w:type="dxa"/>
+            <w:tcBorders>
+              <w:top w:val="single" w:color="000000" w:sz="4" w:space="0"/>
+              <w:left w:val="single" w:color="000000" w:sz="4" w:space="0"/>
+              <w:bottom w:val="single" w:color="000000" w:sz="4" w:space="0"/>
+              <w:right w:val="single" w:color="000000" w:sz="4" w:space="0"/>
+            </w:tcBorders>
+            <w:shd w:val="clear" w:color="auto" w:fill="F8FAFD"/>
+            <w:tcMar>
+              <w:top w:w="100" w:type="dxa"/>
+              <w:left w:w="140" w:type="dxa"/>
+              <w:bottom w:w="100" w:type="dxa"/>
+              <w:right w:w="140" w:type="dxa"/>
+            </w:tcMar>
+            <w:vAlign w:val="top"/>
+          </w:tcPr>
+          <w:p>
+            <w:pPr>
+              <w:spacing w:before="40" w:after="40" w:line="240" w:lineRule="auto"/>
+              <w:jc w:val="left"/>
+            </w:pPr>
+            <w:r>
+              <w:rPr>
+                <w:rFonts w:ascii="Google Sans Text" w:hAnsi="Google Sans Text" w:cs="Google Sans Text"/>
+                <w:color w:val="1F1F1F"/>
+                <w:sz w:val="18"/>
+                <w:szCs w:val="18"/>
+              </w:rPr>
+              <w:t>FR-ADM-001, FR-ADM-002</w:t>
+            </w:r>
+          </w:p>
+        </w:tc>
+      </w:tr>
+      <w:tr>
+        <w:trPr>
+          <w:jc w:val="center"/>
+        </w:trPr>
+        <w:tc>
+          <w:tcPr>
+            <w:tcW w:w="1200" w:type="dxa"/>
+            <w:tcBorders>
+              <w:top w:val="single" w:color="000000" w:sz="4" w:space="0"/>
+              <w:left w:val="single" w:color="000000" w:sz="4" w:space="0"/>
+              <w:bottom w:val="single" w:color="000000" w:sz="4" w:space="0"/>
+              <w:right w:val="single" w:color="000000" w:sz="4" w:space="0"/>
+            </w:tcBorders>
+            <w:shd w:val="clear" w:color="auto" w:fill="F8FAFD"/>
+            <w:tcMar>
+              <w:top w:w="100" w:type="dxa"/>
+              <w:left w:w="140" w:type="dxa"/>
+              <w:bottom w:w="100" w:type="dxa"/>
+              <w:right w:w="140" w:type="dxa"/>
+            </w:tcMar>
+            <w:vAlign w:val="top"/>
+          </w:tcPr>
+          <w:p>
+            <w:pPr>
+              <w:spacing w:before="40" w:after="40" w:line="240" w:lineRule="auto"/>
+              <w:jc w:val="left"/>
+            </w:pPr>
+            <w:r>
+              <w:rPr>
+                <w:rFonts w:ascii="Google Sans Text" w:hAnsi="Google Sans Text" w:cs="Google Sans Text"/>
+                <w:color w:val="1F1F1F"/>
+                <w:sz w:val="18"/>
+                <w:szCs w:val="18"/>
+              </w:rPr>
+              <w:t>BUSR-12</w:t>
+            </w:r>
+          </w:p>
+        </w:tc>
+        <w:tc>
+          <w:tcPr>
+            <w:tcW w:w="2200" w:type="dxa"/>
+            <w:tcBorders>
+              <w:top w:val="single" w:color="000000" w:sz="4" w:space="0"/>
+              <w:left w:val="single" w:color="000000" w:sz="4" w:space="0"/>
+              <w:bottom w:val="single" w:color="000000" w:sz="4" w:space="0"/>
+              <w:right w:val="single" w:color="000000" w:sz="4" w:space="0"/>
+            </w:tcBorders>
+            <w:shd w:val="clear" w:color="auto" w:fill="F8FAFD"/>
+            <w:tcMar>
+              <w:top w:w="100" w:type="dxa"/>
+              <w:left w:w="140" w:type="dxa"/>
+              <w:bottom w:w="100" w:type="dxa"/>
+              <w:right w:w="140" w:type="dxa"/>
+            </w:tcMar>
+            <w:vAlign w:val="top"/>
+          </w:tcPr>
+          <w:p>
+            <w:pPr>
+              <w:spacing w:before="40" w:after="40" w:line="240" w:lineRule="auto"/>
+              <w:jc w:val="left"/>
+            </w:pPr>
+            <w:r>
+              <w:rPr>
+                <w:rFonts w:ascii="Google Sans Text" w:hAnsi="Google Sans Text" w:cs="Google Sans Text"/>
+                <w:color w:val="1F1F1F"/>
+                <w:sz w:val="18"/>
+                <w:szCs w:val="18"/>
+              </w:rPr>
+              <w:t>Tính độc lập của AI Review (Supporting)</w:t>
+            </w:r>
+          </w:p>
+        </w:tc>
+        <w:tc>
+          <w:tcPr>
+            <w:tcW w:w="4460" w:type="dxa"/>
+            <w:tcBorders>
+              <w:top w:val="single" w:color="000000" w:sz="4" w:space="0"/>
+              <w:left w:val="single" w:color="000000" w:sz="4" w:space="0"/>
+              <w:bottom w:val="single" w:color="000000" w:sz="4" w:space="0"/>
+              <w:right w:val="single" w:color="000000" w:sz="4" w:space="0"/>
+            </w:tcBorders>
+            <w:shd w:val="clear" w:color="auto" w:fill="F8FAFD"/>
+            <w:tcMar>
+              <w:top w:w="100" w:type="dxa"/>
+              <w:left w:w="140" w:type="dxa"/>
+              <w:bottom w:w="100" w:type="dxa"/>
+              <w:right w:w="140" w:type="dxa"/>
+            </w:tcMar>
+            <w:vAlign w:val="top"/>
+          </w:tcPr>
+          <w:p>
+            <w:pPr>
+              <w:spacing w:before="40" w:after="40" w:line="240" w:lineRule="auto"/>
+              <w:jc w:val="left"/>
+            </w:pPr>
+            <w:r>
+              <w:rPr>
+                <w:rFonts w:ascii="Google Sans Text" w:hAnsi="Google Sans Text" w:cs="Google Sans Text"/>
+                <w:color w:val="1F1F1F"/>
+                <w:sz w:val="18"/>
+                <w:szCs w:val="18"/>
+              </w:rPr>
+              <w:t>AI Review là Supporting Subdomain phản tư (Zimmerman SRL); nhận xét định tính không tự ý sửa đổi lộ trình.</w:t>
+            </w:r>
+          </w:p>
+        </w:tc>
+        <w:tc>
+          <w:tcPr>
+            <w:tcW w:w="1500" w:type="dxa"/>
+            <w:tcBorders>
+              <w:top w:val="single" w:color="000000" w:sz="4" w:space="0"/>
+              <w:left w:val="single" w:color="000000" w:sz="4" w:space="0"/>
+              <w:bottom w:val="single" w:color="000000" w:sz="4" w:space="0"/>
+              <w:right w:val="single" w:color="000000" w:sz="4" w:space="0"/>
+            </w:tcBorders>
+            <w:shd w:val="clear" w:color="auto" w:fill="F8FAFD"/>
+            <w:tcMar>
+              <w:top w:w="100" w:type="dxa"/>
+              <w:left w:w="140" w:type="dxa"/>
+              <w:bottom w:w="100" w:type="dxa"/>
+              <w:right w:w="140" w:type="dxa"/>
+            </w:tcMar>
+            <w:vAlign w:val="top"/>
+          </w:tcPr>
+          <w:p>
+            <w:pPr>
+              <w:spacing w:before="40" w:after="40" w:line="240" w:lineRule="auto"/>
+              <w:jc w:val="left"/>
+            </w:pPr>
+            <w:r>
+              <w:rPr>
+                <w:rFonts w:ascii="Google Sans Text" w:hAnsi="Google Sans Text" w:cs="Google Sans Text"/>
+                <w:color w:val="1F1F1F"/>
+                <w:sz w:val="18"/>
+                <w:szCs w:val="18"/>
+              </w:rPr>
+              <w:t>FR-REPORT-002</w:t>
             </w:r>
           </w:p>
         </w:tc>
